--- a/docx/Generic/oneview-module-versions.docx
+++ b/docx/Generic/oneview-module-versions.docx
@@ -217,8 +217,16 @@
       <w:tblPr>
         <w:tblStyle w:val="Table"/>
         <w:tblW w:type="pct" w:w="5000"/>
-        <w:tblLayout w:type="fixed"/>
+        <w:tblLayout w:type="autofit"/>
         <w:tblLook w:firstRow="1" w:lastRow="0" w:firstColumn="0" w:lastColumn="0" w:noHBand="0" w:noVBand="0" w:val="0020"/>
+        <w:tblBorders>
+          <w:top w:val="single" w:sz="6" w:space="0" w:color="auto"/>
+          <w:left w:val="single" w:sz="6" w:space="0" w:color="auto"/>
+          <w:bottom w:val="single" w:sz="6" w:space="0" w:color="auto"/>
+          <w:right w:val="single" w:sz="6" w:space="0" w:color="auto"/>
+          <w:insideH w:val="single" w:sz="6" w:space="0" w:color="auto"/>
+          <w:insideV w:val="single" w:sz="6" w:space="0" w:color="auto"/>
+        </w:tblBorders>
       </w:tblPr>
       <w:tblGrid>
         <w:gridCol w:w="1492"/>
@@ -1997,6 +2005,7 @@
     <w:bookmarkEnd w:id="21"/>
     <w:bookmarkEnd w:id="22"/>
     <w:sectPr>
+      <w:pgSz w:w="16838" w:h="11906" w:orient="landscape"/>
       <w:footnotePr>
         <w:numRestart w:val="eachSect"/>
       </w:footnotePr>
@@ -2344,6 +2353,7 @@
   <w:docDefaults>
     <w:rPrDefault>
       <w:rPr>
+        <w:color w:val="auto"/>
         <w:rFonts w:asciiTheme="minorHAnsi" w:cstheme="minorBidi" w:eastAsiaTheme="minorEastAsia" w:hAnsiTheme="minorHAnsi"/>
         <w:sz w:val="24"/>
         <w:szCs w:val="24"/>

--- a/docx/Generic/oneview-module-versions.docx
+++ b/docx/Generic/oneview-module-versions.docx
@@ -217,15 +217,15 @@
       <w:tblPr>
         <w:tblStyle w:val="Table"/>
         <w:tblW w:type="pct" w:w="5000"/>
-        <w:tblLayout w:type="autofit"/>
+        <w:tblLayout w:type="fixed"/>
         <w:tblLook w:firstRow="1" w:lastRow="0" w:firstColumn="0" w:lastColumn="0" w:noHBand="0" w:noVBand="0" w:val="0020"/>
         <w:tblBorders>
-          <w:top w:val="single" w:sz="6" w:space="0" w:color="auto"/>
-          <w:left w:val="single" w:sz="6" w:space="0" w:color="auto"/>
-          <w:bottom w:val="single" w:sz="6" w:space="0" w:color="auto"/>
-          <w:right w:val="single" w:sz="6" w:space="0" w:color="auto"/>
-          <w:insideH w:val="single" w:sz="6" w:space="0" w:color="auto"/>
-          <w:insideV w:val="single" w:sz="6" w:space="0" w:color="auto"/>
+          <w:top w:val="single" w:sz="6" w:space="0" w:color="808080"/>
+          <w:left w:val="single" w:sz="6" w:space="0" w:color="808080"/>
+          <w:bottom w:val="single" w:sz="6" w:space="0" w:color="808080"/>
+          <w:right w:val="single" w:sz="6" w:space="0" w:color="808080"/>
+          <w:insideH w:val="single" w:sz="6" w:space="0" w:color="808080"/>
+          <w:insideV w:val="single" w:sz="6" w:space="0" w:color="808080"/>
         </w:tblBorders>
       </w:tblPr>
       <w:tblGrid>
@@ -2353,7 +2353,6 @@
   <w:docDefaults>
     <w:rPrDefault>
       <w:rPr>
-        <w:color w:val="auto"/>
         <w:rFonts w:asciiTheme="minorHAnsi" w:cstheme="minorBidi" w:eastAsiaTheme="minorEastAsia" w:hAnsiTheme="minorHAnsi"/>
         <w:sz w:val="24"/>
         <w:szCs w:val="24"/>
@@ -2896,6 +2895,14 @@
         <w:bottom w:type="dxa" w:w="0"/>
         <w:right w:type="dxa" w:w="108"/>
       </w:tblCellMar>
+      <w:tblBorders>
+        <w:top w:color="auto" w:space="0" w:sz="6" w:val="single"/>
+        <w:left w:color="auto" w:space="0" w:sz="6" w:val="single"/>
+        <w:bottom w:color="auto" w:space="0" w:sz="6" w:val="single"/>
+        <w:right w:color="auto" w:space="0" w:sz="6" w:val="single"/>
+        <w:insideH w:color="auto" w:space="0" w:sz="6" w:val="single"/>
+        <w:insideV w:color="auto" w:space="0" w:sz="6" w:val="single"/>
+      </w:tblBorders>
     </w:tblPr>
     <w:tblStylePr w:type="firstRow">
       <w:tcPr>

--- a/docx/Generic/oneview-module-versions.docx
+++ b/docx/Generic/oneview-module-versions.docx
@@ -96,7 +96,7 @@
           <w:numId w:val="1001"/>
         </w:numPr>
       </w:pPr>
-      <w:hyperlink w:anchor="sec14">
+      <w:hyperlink w:anchor="sec7">
         <w:r>
           <w:rPr>
             <w:rStyle w:val="Hyperlink"/>
@@ -113,7 +113,7 @@
           <w:numId w:val="1001"/>
         </w:numPr>
       </w:pPr>
-      <w:hyperlink w:anchor="sec17">
+      <w:hyperlink w:anchor="sec9">
         <w:r>
           <w:rPr>
             <w:rStyle w:val="Hyperlink"/>
@@ -130,7 +130,7 @@
           <w:numId w:val="1001"/>
         </w:numPr>
       </w:pPr>
-      <w:hyperlink w:anchor="sec18">
+      <w:hyperlink w:anchor="sec10">
         <w:r>
           <w:rPr>
             <w:rStyle w:val="Hyperlink"/>
@@ -147,7 +147,7 @@
           <w:numId w:val="1001"/>
         </w:numPr>
       </w:pPr>
-      <w:hyperlink w:anchor="sec19">
+      <w:hyperlink w:anchor="sec11">
         <w:r>
           <w:rPr>
             <w:rStyle w:val="Hyperlink"/>
@@ -158,14 +158,6 @@
     </w:p>
     <w:p>
       <w:pPr>
-        <w:pStyle w:val="FirstParagraph"/>
-      </w:pPr>
-      <w:r>
-        <w:t xml:space="preserve">This table helps you select the correct PowerShell module for your OneView appliance version.</w:t>
-      </w:r>
-    </w:p>
-    <w:p>
-      <w:pPr>
         <w:pStyle w:val="BlockText"/>
       </w:pPr>
       <w:r>
@@ -210,7 +202,7 @@
         <w:t xml:space="preserve"> </w:t>
       </w:r>
       <w:r>
-        <w:t xml:space="preserve">(HPEOneView.1000 does not support Windows PowerShell 5.1). The pre-8.0 module rows below are historical only and are not used here.</w:t>
+        <w:t xml:space="preserve">(it does not support Windows PowerShell 5.1). The pre-8.0 rows below are historical only and not used here.</w:t>
       </w:r>
     </w:p>
     <w:tbl>
@@ -1075,9 +1067,45 @@
       </w:pPr>
       <w:r>
         <w:rPr>
+          <w:rStyle w:val="NormalTok"/>
+        </w:rPr>
+        <w:t xml:space="preserve">Install-Module HPEOneView</w:t>
+      </w:r>
+      <w:r>
+        <w:rPr>
+          <w:rStyle w:val="OperatorTok"/>
+        </w:rPr>
+        <w:t xml:space="preserve">.</w:t>
+      </w:r>
+      <w:r>
+        <w:rPr>
+          <w:rStyle w:val="DecValTok"/>
+        </w:rPr>
+        <w:t xml:space="preserve">1000</w:t>
+      </w:r>
+      <w:r>
+        <w:rPr>
+          <w:rStyle w:val="NormalTok"/>
+        </w:rPr>
+        <w:t xml:space="preserve"> </w:t>
+      </w:r>
+      <w:r>
+        <w:rPr>
+          <w:rStyle w:val="OperatorTok"/>
+        </w:rPr>
+        <w:t xml:space="preserve">-</w:t>
+      </w:r>
+      <w:r>
+        <w:rPr>
+          <w:rStyle w:val="NormalTok"/>
+        </w:rPr>
+        <w:t xml:space="preserve">Scope CurrentUser          </w:t>
+      </w:r>
+      <w:r>
+        <w:rPr>
           <w:rStyle w:val="CommentTok"/>
         </w:rPr>
-        <w:t xml:space="preserve"># Install for current user {#sec7}</w:t>
+        <w:t xml:space="preserve"># current user</w:t>
       </w:r>
       <w:r>
         <w:br/>
@@ -1116,19 +1144,456 @@
         <w:rPr>
           <w:rStyle w:val="NormalTok"/>
         </w:rPr>
-        <w:t xml:space="preserve">Scope CurrentUser</w:t>
+        <w:t xml:space="preserve">Scope AllUsers             </w:t>
+      </w:r>
+      <w:r>
+        <w:rPr>
+          <w:rStyle w:val="CommentTok"/>
+        </w:rPr>
+        <w:t xml:space="preserve"># all users (elevation)</w:t>
       </w:r>
       <w:r>
         <w:br/>
       </w:r>
       <w:r>
+        <w:rPr>
+          <w:rStyle w:val="NormalTok"/>
+        </w:rPr>
+        <w:t xml:space="preserve">Save-Module HPEOneView</w:t>
+      </w:r>
+      <w:r>
+        <w:rPr>
+          <w:rStyle w:val="OperatorTok"/>
+        </w:rPr>
+        <w:t xml:space="preserve">.</w:t>
+      </w:r>
+      <w:r>
+        <w:rPr>
+          <w:rStyle w:val="DecValTok"/>
+        </w:rPr>
+        <w:t xml:space="preserve">1000</w:t>
+      </w:r>
+      <w:r>
+        <w:rPr>
+          <w:rStyle w:val="NormalTok"/>
+        </w:rPr>
+        <w:t xml:space="preserve"> </w:t>
+      </w:r>
+      <w:r>
+        <w:rPr>
+          <w:rStyle w:val="OperatorTok"/>
+        </w:rPr>
+        <w:t xml:space="preserve">-</w:t>
+      </w:r>
+      <w:r>
+        <w:rPr>
+          <w:rStyle w:val="NormalTok"/>
+        </w:rPr>
+        <w:t xml:space="preserve">Path C</w:t>
+      </w:r>
+      <w:r>
+        <w:rPr>
+          <w:rStyle w:val="OperatorTok"/>
+        </w:rPr>
+        <w:t xml:space="preserve">:</w:t>
+      </w:r>
+      <w:r>
+        <w:rPr>
+          <w:rStyle w:val="NormalTok"/>
+        </w:rPr>
+        <w:t xml:space="preserve">\temp\oneview-modules  </w:t>
+      </w:r>
+      <w:r>
+        <w:rPr>
+          <w:rStyle w:val="CommentTok"/>
+        </w:rPr>
+        <w:t xml:space="preserve"># offline</w:t>
+      </w:r>
+      <w:r>
         <w:br/>
       </w:r>
       <w:r>
         <w:rPr>
+          <w:rStyle w:val="FunctionTok"/>
+        </w:rPr>
+        <w:t xml:space="preserve">Import-Module</w:t>
+      </w:r>
+      <w:r>
+        <w:rPr>
+          <w:rStyle w:val="NormalTok"/>
+        </w:rPr>
+        <w:t xml:space="preserve"> HPEOneView</w:t>
+      </w:r>
+      <w:r>
+        <w:rPr>
+          <w:rStyle w:val="OperatorTok"/>
+        </w:rPr>
+        <w:t xml:space="preserve">.</w:t>
+      </w:r>
+      <w:r>
+        <w:rPr>
+          <w:rStyle w:val="DecValTok"/>
+        </w:rPr>
+        <w:t xml:space="preserve">1000</w:t>
+      </w:r>
+    </w:p>
+    <w:p>
+      <w:pPr>
+        <w:pStyle w:val="FirstParagraph"/>
+      </w:pPr>
+      <w:r>
+        <w:t xml:space="preserve">Only ONE HPE OneView module version can be installed at a time. To switch:</w:t>
+      </w:r>
+    </w:p>
+    <w:p>
+      <w:pPr>
+        <w:pStyle w:val="SourceCode"/>
+      </w:pPr>
+      <w:r>
+        <w:rPr>
+          <w:rStyle w:val="NormalTok"/>
+        </w:rPr>
+        <w:t xml:space="preserve">Uninstall-Module HPEOneView</w:t>
+      </w:r>
+      <w:r>
+        <w:rPr>
+          <w:rStyle w:val="OperatorTok"/>
+        </w:rPr>
+        <w:t xml:space="preserve">.</w:t>
+      </w:r>
+      <w:r>
+        <w:rPr>
+          <w:rStyle w:val="DecValTok"/>
+        </w:rPr>
+        <w:t xml:space="preserve">1000</w:t>
+      </w:r>
+      <w:r>
+        <w:rPr>
+          <w:rStyle w:val="NormalTok"/>
+        </w:rPr>
+        <w:t xml:space="preserve"> </w:t>
+      </w:r>
+      <w:r>
+        <w:rPr>
+          <w:rStyle w:val="OperatorTok"/>
+        </w:rPr>
+        <w:t xml:space="preserve">-</w:t>
+      </w:r>
+      <w:r>
+        <w:rPr>
+          <w:rStyle w:val="NormalTok"/>
+        </w:rPr>
+        <w:t xml:space="preserve">Force </w:t>
+      </w:r>
+      <w:r>
+        <w:rPr>
+          <w:rStyle w:val="OperatorTok"/>
+        </w:rPr>
+        <w:t xml:space="preserve">-</w:t>
+      </w:r>
+      <w:r>
+        <w:rPr>
+          <w:rStyle w:val="NormalTok"/>
+        </w:rPr>
+        <w:t xml:space="preserve">ErrorAction SilentlyContinue</w:t>
+      </w:r>
+      <w:r>
+        <w:br/>
+      </w:r>
+      <w:r>
+        <w:rPr>
+          <w:rStyle w:val="NormalTok"/>
+        </w:rPr>
+        <w:t xml:space="preserve">Uninstall-Module HPEOneView</w:t>
+      </w:r>
+      <w:r>
+        <w:rPr>
+          <w:rStyle w:val="OperatorTok"/>
+        </w:rPr>
+        <w:t xml:space="preserve">.</w:t>
+      </w:r>
+      <w:r>
+        <w:rPr>
+          <w:rStyle w:val="DecValTok"/>
+        </w:rPr>
+        <w:t xml:space="preserve">900</w:t>
+      </w:r>
+      <w:r>
+        <w:rPr>
+          <w:rStyle w:val="NormalTok"/>
+        </w:rPr>
+        <w:t xml:space="preserve"> </w:t>
+      </w:r>
+      <w:r>
+        <w:rPr>
+          <w:rStyle w:val="OperatorTok"/>
+        </w:rPr>
+        <w:t xml:space="preserve">-</w:t>
+      </w:r>
+      <w:r>
+        <w:rPr>
+          <w:rStyle w:val="NormalTok"/>
+        </w:rPr>
+        <w:t xml:space="preserve">Force </w:t>
+      </w:r>
+      <w:r>
+        <w:rPr>
+          <w:rStyle w:val="OperatorTok"/>
+        </w:rPr>
+        <w:t xml:space="preserve">-</w:t>
+      </w:r>
+      <w:r>
+        <w:rPr>
+          <w:rStyle w:val="NormalTok"/>
+        </w:rPr>
+        <w:t xml:space="preserve">ErrorAction SilentlyContinue</w:t>
+      </w:r>
+      <w:r>
+        <w:br/>
+      </w:r>
+      <w:r>
+        <w:rPr>
+          <w:rStyle w:val="NormalTok"/>
+        </w:rPr>
+        <w:t xml:space="preserve">Install-Module HPEOneView</w:t>
+      </w:r>
+      <w:r>
+        <w:rPr>
+          <w:rStyle w:val="OperatorTok"/>
+        </w:rPr>
+        <w:t xml:space="preserve">.</w:t>
+      </w:r>
+      <w:r>
+        <w:rPr>
+          <w:rStyle w:val="DecValTok"/>
+        </w:rPr>
+        <w:t xml:space="preserve">1000</w:t>
+      </w:r>
+      <w:r>
+        <w:rPr>
+          <w:rStyle w:val="NormalTok"/>
+        </w:rPr>
+        <w:t xml:space="preserve"> </w:t>
+      </w:r>
+      <w:r>
+        <w:rPr>
+          <w:rStyle w:val="OperatorTok"/>
+        </w:rPr>
+        <w:t xml:space="preserve">-</w:t>
+      </w:r>
+      <w:r>
+        <w:rPr>
+          <w:rStyle w:val="NormalTok"/>
+        </w:rPr>
+        <w:t xml:space="preserve">Scope CurrentUser </w:t>
+      </w:r>
+      <w:r>
+        <w:rPr>
+          <w:rStyle w:val="OperatorTok"/>
+        </w:rPr>
+        <w:t xml:space="preserve">-</w:t>
+      </w:r>
+      <w:r>
+        <w:rPr>
+          <w:rStyle w:val="NormalTok"/>
+        </w:rPr>
+        <w:t xml:space="preserve">AllowClobber </w:t>
+      </w:r>
+      <w:r>
+        <w:rPr>
+          <w:rStyle w:val="OperatorTok"/>
+        </w:rPr>
+        <w:t xml:space="preserve">-</w:t>
+      </w:r>
+      <w:r>
+        <w:rPr>
+          <w:rStyle w:val="NormalTok"/>
+        </w:rPr>
+        <w:t xml:space="preserve">Force</w:t>
+      </w:r>
+      <w:r>
+        <w:br/>
+      </w:r>
+      <w:r>
+        <w:rPr>
+          <w:rStyle w:val="NormalTok"/>
+        </w:rPr>
+        <w:t xml:space="preserve">Save-Module HPEOneView</w:t>
+      </w:r>
+      <w:r>
+        <w:rPr>
+          <w:rStyle w:val="OperatorTok"/>
+        </w:rPr>
+        <w:t xml:space="preserve">.</w:t>
+      </w:r>
+      <w:r>
+        <w:rPr>
+          <w:rStyle w:val="DecValTok"/>
+        </w:rPr>
+        <w:t xml:space="preserve">1000</w:t>
+      </w:r>
+      <w:r>
+        <w:rPr>
+          <w:rStyle w:val="NormalTok"/>
+        </w:rPr>
+        <w:t xml:space="preserve"> </w:t>
+      </w:r>
+      <w:r>
+        <w:rPr>
+          <w:rStyle w:val="OperatorTok"/>
+        </w:rPr>
+        <w:t xml:space="preserve">-</w:t>
+      </w:r>
+      <w:r>
+        <w:rPr>
+          <w:rStyle w:val="NormalTok"/>
+        </w:rPr>
+        <w:t xml:space="preserve">Path C</w:t>
+      </w:r>
+      <w:r>
+        <w:rPr>
+          <w:rStyle w:val="OperatorTok"/>
+        </w:rPr>
+        <w:t xml:space="preserve">:</w:t>
+      </w:r>
+      <w:r>
+        <w:rPr>
+          <w:rStyle w:val="NormalTok"/>
+        </w:rPr>
+        <w:t xml:space="preserve">\temp\modules </w:t>
+      </w:r>
+      <w:r>
+        <w:rPr>
+          <w:rStyle w:val="OperatorTok"/>
+        </w:rPr>
+        <w:t xml:space="preserve">-</w:t>
+      </w:r>
+      <w:r>
+        <w:rPr>
+          <w:rStyle w:val="NormalTok"/>
+        </w:rPr>
+        <w:t xml:space="preserve">Force</w:t>
+      </w:r>
+    </w:p>
+    <w:p>
+      <w:pPr>
+        <w:pStyle w:val="FirstParagraph"/>
+      </w:pPr>
+      <w:r>
+        <w:t xml:space="preserve">If multiple versions exist you may see</w:t>
+      </w:r>
+      <w:r>
+        <w:t xml:space="preserve"> </w:t>
+      </w:r>
+      <w:r>
+        <w:rPr>
+          <w:rStyle w:val="VerbatimChar"/>
+        </w:rPr>
+        <w:t xml:space="preserve">Connect-OVMgmt: The term 'Connect-OVMgmt' is not recognized</w:t>
+      </w:r>
+      <w:r>
+        <w:t xml:space="preserve"> </w:t>
+      </w:r>
+      <w:r>
+        <w:t xml:space="preserve">or cmdlet-name conflicts.</w:t>
+      </w:r>
+    </w:p>
+    <w:bookmarkEnd w:id="13"/>
+    <w:bookmarkStart w:id="14" w:name="sec7"/>
+    <w:p>
+      <w:pPr>
+        <w:pStyle w:val="Heading2"/>
+      </w:pPr>
+      <w:r>
+        <w:t xml:space="preserve">Connection Command</w:t>
+      </w:r>
+    </w:p>
+    <w:p>
+      <w:pPr>
+        <w:pStyle w:val="FirstParagraph"/>
+      </w:pPr>
+      <w:r>
+        <w:t xml:space="preserve">All module versions use the same connection pattern:</w:t>
+      </w:r>
+    </w:p>
+    <w:p>
+      <w:pPr>
+        <w:pStyle w:val="SourceCode"/>
+      </w:pPr>
+      <w:r>
+        <w:rPr>
+          <w:rStyle w:val="NormalTok"/>
+        </w:rPr>
+        <w:t xml:space="preserve">Connect-OVMgmt </w:t>
+      </w:r>
+      <w:r>
+        <w:rPr>
+          <w:rStyle w:val="OperatorTok"/>
+        </w:rPr>
+        <w:t xml:space="preserve">-</w:t>
+      </w:r>
+      <w:r>
+        <w:rPr>
+          <w:rStyle w:val="NormalTok"/>
+        </w:rPr>
+        <w:t xml:space="preserve">Hostname oneview</w:t>
+      </w:r>
+      <w:r>
+        <w:rPr>
+          <w:rStyle w:val="OperatorTok"/>
+        </w:rPr>
+        <w:t xml:space="preserve">.</w:t>
+      </w:r>
+      <w:r>
+        <w:rPr>
+          <w:rStyle w:val="FunctionTok"/>
+        </w:rPr>
+        <w:t xml:space="preserve">example</w:t>
+      </w:r>
+      <w:r>
+        <w:rPr>
+          <w:rStyle w:val="OperatorTok"/>
+        </w:rPr>
+        <w:t xml:space="preserve">.</w:t>
+      </w:r>
+      <w:r>
+        <w:rPr>
+          <w:rStyle w:val="FunctionTok"/>
+        </w:rPr>
+        <w:t xml:space="preserve">com</w:t>
+      </w:r>
+      <w:r>
+        <w:rPr>
+          <w:rStyle w:val="NormalTok"/>
+        </w:rPr>
+        <w:t xml:space="preserve"> </w:t>
+      </w:r>
+      <w:r>
+        <w:rPr>
+          <w:rStyle w:val="OperatorTok"/>
+        </w:rPr>
+        <w:t xml:space="preserve">-</w:t>
+      </w:r>
+      <w:r>
+        <w:rPr>
+          <w:rStyle w:val="NormalTok"/>
+        </w:rPr>
+        <w:t xml:space="preserve">Credential </w:t>
+      </w:r>
+      <w:r>
+        <w:rPr>
+          <w:rStyle w:val="VariableTok"/>
+        </w:rPr>
+        <w:t xml:space="preserve">$cred</w:t>
+      </w:r>
+      <w:r>
+        <w:br/>
+      </w:r>
+      <w:r>
+        <w:rPr>
           <w:rStyle w:val="CommentTok"/>
         </w:rPr>
-        <w:t xml:space="preserve"># Install for all users (requires elevation) {#sec8}</w:t>
+        <w:t xml:space="preserve"># -Appliance is an alias for -Hostname in newer modules {#sec8}</w:t>
       </w:r>
       <w:r>
         <w:br/>
@@ -1137,19 +1602,43 @@
         <w:rPr>
           <w:rStyle w:val="NormalTok"/>
         </w:rPr>
-        <w:t xml:space="preserve">Install-Module HPEOneView</w:t>
+        <w:t xml:space="preserve">Connect-OVMgmt </w:t>
       </w:r>
       <w:r>
         <w:rPr>
           <w:rStyle w:val="OperatorTok"/>
         </w:rPr>
+        <w:t xml:space="preserve">-</w:t>
+      </w:r>
+      <w:r>
+        <w:rPr>
+          <w:rStyle w:val="NormalTok"/>
+        </w:rPr>
+        <w:t xml:space="preserve">Appliance oneview</w:t>
+      </w:r>
+      <w:r>
+        <w:rPr>
+          <w:rStyle w:val="OperatorTok"/>
+        </w:rPr>
         <w:t xml:space="preserve">.</w:t>
       </w:r>
       <w:r>
         <w:rPr>
-          <w:rStyle w:val="DecValTok"/>
-        </w:rPr>
-        <w:t xml:space="preserve">1000</w:t>
+          <w:rStyle w:val="FunctionTok"/>
+        </w:rPr>
+        <w:t xml:space="preserve">example</w:t>
+      </w:r>
+      <w:r>
+        <w:rPr>
+          <w:rStyle w:val="OperatorTok"/>
+        </w:rPr>
+        <w:t xml:space="preserve">.</w:t>
+      </w:r>
+      <w:r>
+        <w:rPr>
+          <w:rStyle w:val="FunctionTok"/>
+        </w:rPr>
+        <w:t xml:space="preserve">com</w:t>
       </w:r>
       <w:r>
         <w:rPr>
@@ -1167,510 +1656,6 @@
         <w:rPr>
           <w:rStyle w:val="NormalTok"/>
         </w:rPr>
-        <w:t xml:space="preserve">Scope AllUsers</w:t>
-      </w:r>
-      <w:r>
-        <w:br/>
-      </w:r>
-      <w:r>
-        <w:br/>
-      </w:r>
-      <w:r>
-        <w:rPr>
-          <w:rStyle w:val="CommentTok"/>
-        </w:rPr>
-        <w:t xml:space="preserve"># Offline install: save module to share {#sec9}</w:t>
-      </w:r>
-      <w:r>
-        <w:br/>
-      </w:r>
-      <w:r>
-        <w:rPr>
-          <w:rStyle w:val="NormalTok"/>
-        </w:rPr>
-        <w:t xml:space="preserve">Save-Module HPEOneView</w:t>
-      </w:r>
-      <w:r>
-        <w:rPr>
-          <w:rStyle w:val="OperatorTok"/>
-        </w:rPr>
-        <w:t xml:space="preserve">.</w:t>
-      </w:r>
-      <w:r>
-        <w:rPr>
-          <w:rStyle w:val="DecValTok"/>
-        </w:rPr>
-        <w:t xml:space="preserve">1000</w:t>
-      </w:r>
-      <w:r>
-        <w:rPr>
-          <w:rStyle w:val="NormalTok"/>
-        </w:rPr>
-        <w:t xml:space="preserve"> </w:t>
-      </w:r>
-      <w:r>
-        <w:rPr>
-          <w:rStyle w:val="OperatorTok"/>
-        </w:rPr>
-        <w:t xml:space="preserve">-</w:t>
-      </w:r>
-      <w:r>
-        <w:rPr>
-          <w:rStyle w:val="NormalTok"/>
-        </w:rPr>
-        <w:t xml:space="preserve">Path C</w:t>
-      </w:r>
-      <w:r>
-        <w:rPr>
-          <w:rStyle w:val="OperatorTok"/>
-        </w:rPr>
-        <w:t xml:space="preserve">:</w:t>
-      </w:r>
-      <w:r>
-        <w:rPr>
-          <w:rStyle w:val="NormalTok"/>
-        </w:rPr>
-        <w:t xml:space="preserve">\temp\oneview-modules</w:t>
-      </w:r>
-      <w:r>
-        <w:br/>
-      </w:r>
-      <w:r>
-        <w:br/>
-      </w:r>
-      <w:r>
-        <w:rPr>
-          <w:rStyle w:val="CommentTok"/>
-        </w:rPr>
-        <w:t xml:space="preserve"># Import the module {#sec10}</w:t>
-      </w:r>
-      <w:r>
-        <w:br/>
-      </w:r>
-      <w:r>
-        <w:rPr>
-          <w:rStyle w:val="FunctionTok"/>
-        </w:rPr>
-        <w:t xml:space="preserve">Import-Module</w:t>
-      </w:r>
-      <w:r>
-        <w:rPr>
-          <w:rStyle w:val="NormalTok"/>
-        </w:rPr>
-        <w:t xml:space="preserve"> HPEOneView</w:t>
-      </w:r>
-      <w:r>
-        <w:rPr>
-          <w:rStyle w:val="OperatorTok"/>
-        </w:rPr>
-        <w:t xml:space="preserve">.</w:t>
-      </w:r>
-      <w:r>
-        <w:rPr>
-          <w:rStyle w:val="DecValTok"/>
-        </w:rPr>
-        <w:t xml:space="preserve">1000</w:t>
-      </w:r>
-    </w:p>
-    <w:p>
-      <w:pPr>
-        <w:pStyle w:val="FirstParagraph"/>
-      </w:pPr>
-      <w:r>
-        <w:rPr>
-          <w:b/>
-          <w:bCs/>
-        </w:rPr>
-        <w:t xml:space="preserve">Important:</w:t>
-      </w:r>
-      <w:r>
-        <w:t xml:space="preserve"> </w:t>
-      </w:r>
-      <w:r>
-        <w:t xml:space="preserve">Only ONE HPE OneView module version can be installed at a time. To switch versions:</w:t>
-      </w:r>
-    </w:p>
-    <w:p>
-      <w:pPr>
-        <w:pStyle w:val="SourceCode"/>
-      </w:pPr>
-      <w:r>
-        <w:rPr>
-          <w:rStyle w:val="CommentTok"/>
-        </w:rPr>
-        <w:t xml:space="preserve"># Remove existing module(s) {#sec11}</w:t>
-      </w:r>
-      <w:r>
-        <w:br/>
-      </w:r>
-      <w:r>
-        <w:rPr>
-          <w:rStyle w:val="NormalTok"/>
-        </w:rPr>
-        <w:t xml:space="preserve">Uninstall-Module HPEOneView</w:t>
-      </w:r>
-      <w:r>
-        <w:rPr>
-          <w:rStyle w:val="OperatorTok"/>
-        </w:rPr>
-        <w:t xml:space="preserve">.</w:t>
-      </w:r>
-      <w:r>
-        <w:rPr>
-          <w:rStyle w:val="DecValTok"/>
-        </w:rPr>
-        <w:t xml:space="preserve">1000</w:t>
-      </w:r>
-      <w:r>
-        <w:rPr>
-          <w:rStyle w:val="NormalTok"/>
-        </w:rPr>
-        <w:t xml:space="preserve"> </w:t>
-      </w:r>
-      <w:r>
-        <w:rPr>
-          <w:rStyle w:val="OperatorTok"/>
-        </w:rPr>
-        <w:t xml:space="preserve">-</w:t>
-      </w:r>
-      <w:r>
-        <w:rPr>
-          <w:rStyle w:val="NormalTok"/>
-        </w:rPr>
-        <w:t xml:space="preserve">Force </w:t>
-      </w:r>
-      <w:r>
-        <w:rPr>
-          <w:rStyle w:val="OperatorTok"/>
-        </w:rPr>
-        <w:t xml:space="preserve">-</w:t>
-      </w:r>
-      <w:r>
-        <w:rPr>
-          <w:rStyle w:val="NormalTok"/>
-        </w:rPr>
-        <w:t xml:space="preserve">ErrorAction SilentlyContinue</w:t>
-      </w:r>
-      <w:r>
-        <w:br/>
-      </w:r>
-      <w:r>
-        <w:rPr>
-          <w:rStyle w:val="NormalTok"/>
-        </w:rPr>
-        <w:t xml:space="preserve">Uninstall-Module HPEOneView</w:t>
-      </w:r>
-      <w:r>
-        <w:rPr>
-          <w:rStyle w:val="OperatorTok"/>
-        </w:rPr>
-        <w:t xml:space="preserve">.</w:t>
-      </w:r>
-      <w:r>
-        <w:rPr>
-          <w:rStyle w:val="DecValTok"/>
-        </w:rPr>
-        <w:t xml:space="preserve">900</w:t>
-      </w:r>
-      <w:r>
-        <w:rPr>
-          <w:rStyle w:val="NormalTok"/>
-        </w:rPr>
-        <w:t xml:space="preserve"> </w:t>
-      </w:r>
-      <w:r>
-        <w:rPr>
-          <w:rStyle w:val="OperatorTok"/>
-        </w:rPr>
-        <w:t xml:space="preserve">-</w:t>
-      </w:r>
-      <w:r>
-        <w:rPr>
-          <w:rStyle w:val="NormalTok"/>
-        </w:rPr>
-        <w:t xml:space="preserve">Force </w:t>
-      </w:r>
-      <w:r>
-        <w:rPr>
-          <w:rStyle w:val="OperatorTok"/>
-        </w:rPr>
-        <w:t xml:space="preserve">-</w:t>
-      </w:r>
-      <w:r>
-        <w:rPr>
-          <w:rStyle w:val="NormalTok"/>
-        </w:rPr>
-        <w:t xml:space="preserve">ErrorAction SilentlyContinue</w:t>
-      </w:r>
-      <w:r>
-        <w:br/>
-      </w:r>
-      <w:r>
-        <w:br/>
-      </w:r>
-      <w:r>
-        <w:rPr>
-          <w:rStyle w:val="CommentTok"/>
-        </w:rPr>
-        <w:t xml:space="preserve"># Install new version (may need -AllowClobber if conflicts exist) {#sec12}</w:t>
-      </w:r>
-      <w:r>
-        <w:br/>
-      </w:r>
-      <w:r>
-        <w:rPr>
-          <w:rStyle w:val="NormalTok"/>
-        </w:rPr>
-        <w:t xml:space="preserve">Install-Module HPEOneView</w:t>
-      </w:r>
-      <w:r>
-        <w:rPr>
-          <w:rStyle w:val="OperatorTok"/>
-        </w:rPr>
-        <w:t xml:space="preserve">.</w:t>
-      </w:r>
-      <w:r>
-        <w:rPr>
-          <w:rStyle w:val="DecValTok"/>
-        </w:rPr>
-        <w:t xml:space="preserve">1000</w:t>
-      </w:r>
-      <w:r>
-        <w:rPr>
-          <w:rStyle w:val="NormalTok"/>
-        </w:rPr>
-        <w:t xml:space="preserve"> </w:t>
-      </w:r>
-      <w:r>
-        <w:rPr>
-          <w:rStyle w:val="OperatorTok"/>
-        </w:rPr>
-        <w:t xml:space="preserve">-</w:t>
-      </w:r>
-      <w:r>
-        <w:rPr>
-          <w:rStyle w:val="NormalTok"/>
-        </w:rPr>
-        <w:t xml:space="preserve">Scope CurrentUser </w:t>
-      </w:r>
-      <w:r>
-        <w:rPr>
-          <w:rStyle w:val="OperatorTok"/>
-        </w:rPr>
-        <w:t xml:space="preserve">-</w:t>
-      </w:r>
-      <w:r>
-        <w:rPr>
-          <w:rStyle w:val="NormalTok"/>
-        </w:rPr>
-        <w:t xml:space="preserve">AllowClobber </w:t>
-      </w:r>
-      <w:r>
-        <w:rPr>
-          <w:rStyle w:val="OperatorTok"/>
-        </w:rPr>
-        <w:t xml:space="preserve">-</w:t>
-      </w:r>
-      <w:r>
-        <w:rPr>
-          <w:rStyle w:val="NormalTok"/>
-        </w:rPr>
-        <w:t xml:space="preserve">Force</w:t>
-      </w:r>
-      <w:r>
-        <w:br/>
-      </w:r>
-      <w:r>
-        <w:br/>
-      </w:r>
-      <w:r>
-        <w:rPr>
-          <w:rStyle w:val="CommentTok"/>
-        </w:rPr>
-        <w:t xml:space="preserve"># Or use Save-Module for offline deployment {#sec13}</w:t>
-      </w:r>
-      <w:r>
-        <w:br/>
-      </w:r>
-      <w:r>
-        <w:rPr>
-          <w:rStyle w:val="NormalTok"/>
-        </w:rPr>
-        <w:t xml:space="preserve">Save-Module HPEOneView</w:t>
-      </w:r>
-      <w:r>
-        <w:rPr>
-          <w:rStyle w:val="OperatorTok"/>
-        </w:rPr>
-        <w:t xml:space="preserve">.</w:t>
-      </w:r>
-      <w:r>
-        <w:rPr>
-          <w:rStyle w:val="DecValTok"/>
-        </w:rPr>
-        <w:t xml:space="preserve">1000</w:t>
-      </w:r>
-      <w:r>
-        <w:rPr>
-          <w:rStyle w:val="NormalTok"/>
-        </w:rPr>
-        <w:t xml:space="preserve"> </w:t>
-      </w:r>
-      <w:r>
-        <w:rPr>
-          <w:rStyle w:val="OperatorTok"/>
-        </w:rPr>
-        <w:t xml:space="preserve">-</w:t>
-      </w:r>
-      <w:r>
-        <w:rPr>
-          <w:rStyle w:val="NormalTok"/>
-        </w:rPr>
-        <w:t xml:space="preserve">Path C</w:t>
-      </w:r>
-      <w:r>
-        <w:rPr>
-          <w:rStyle w:val="OperatorTok"/>
-        </w:rPr>
-        <w:t xml:space="preserve">:</w:t>
-      </w:r>
-      <w:r>
-        <w:rPr>
-          <w:rStyle w:val="NormalTok"/>
-        </w:rPr>
-        <w:t xml:space="preserve">\temp\modules </w:t>
-      </w:r>
-      <w:r>
-        <w:rPr>
-          <w:rStyle w:val="OperatorTok"/>
-        </w:rPr>
-        <w:t xml:space="preserve">-</w:t>
-      </w:r>
-      <w:r>
-        <w:rPr>
-          <w:rStyle w:val="NormalTok"/>
-        </w:rPr>
-        <w:t xml:space="preserve">Force</w:t>
-      </w:r>
-    </w:p>
-    <w:p>
-      <w:pPr>
-        <w:pStyle w:val="FirstParagraph"/>
-      </w:pPr>
-      <w:r>
-        <w:t xml:space="preserve">Common errors if multiple versions exist:</w:t>
-      </w:r>
-      <w:r>
-        <w:t xml:space="preserve"> </w:t>
-      </w:r>
-      <w:r>
-        <w:t xml:space="preserve">-</w:t>
-      </w:r>
-      <w:r>
-        <w:t xml:space="preserve"> </w:t>
-      </w:r>
-      <w:r>
-        <w:rPr>
-          <w:rStyle w:val="VerbatimChar"/>
-        </w:rPr>
-        <w:t xml:space="preserve">Connect-OVMgmt: The term 'Connect-OVMgmt' is not recognized</w:t>
-      </w:r>
-      <w:r>
-        <w:t xml:space="preserve"> </w:t>
-      </w:r>
-      <w:r>
-        <w:t xml:space="preserve">- Cmdlet name conflicts between module versions</w:t>
-      </w:r>
-    </w:p>
-    <w:bookmarkEnd w:id="13"/>
-    <w:bookmarkStart w:id="14" w:name="sec14"/>
-    <w:p>
-      <w:pPr>
-        <w:pStyle w:val="Heading2"/>
-      </w:pPr>
-      <w:r>
-        <w:t xml:space="preserve">Connection Command</w:t>
-      </w:r>
-    </w:p>
-    <w:p>
-      <w:pPr>
-        <w:pStyle w:val="FirstParagraph"/>
-      </w:pPr>
-      <w:r>
-        <w:t xml:space="preserve">All module versions use the same connection pattern:</w:t>
-      </w:r>
-    </w:p>
-    <w:p>
-      <w:pPr>
-        <w:pStyle w:val="SourceCode"/>
-      </w:pPr>
-      <w:r>
-        <w:rPr>
-          <w:rStyle w:val="CommentTok"/>
-        </w:rPr>
-        <w:t xml:space="preserve"># Connect using hostname {#sec15}</w:t>
-      </w:r>
-      <w:r>
-        <w:br/>
-      </w:r>
-      <w:r>
-        <w:rPr>
-          <w:rStyle w:val="NormalTok"/>
-        </w:rPr>
-        <w:t xml:space="preserve">Connect-OVMgmt </w:t>
-      </w:r>
-      <w:r>
-        <w:rPr>
-          <w:rStyle w:val="OperatorTok"/>
-        </w:rPr>
-        <w:t xml:space="preserve">-</w:t>
-      </w:r>
-      <w:r>
-        <w:rPr>
-          <w:rStyle w:val="NormalTok"/>
-        </w:rPr>
-        <w:t xml:space="preserve">Hostname oneview</w:t>
-      </w:r>
-      <w:r>
-        <w:rPr>
-          <w:rStyle w:val="OperatorTok"/>
-        </w:rPr>
-        <w:t xml:space="preserve">.</w:t>
-      </w:r>
-      <w:r>
-        <w:rPr>
-          <w:rStyle w:val="FunctionTok"/>
-        </w:rPr>
-        <w:t xml:space="preserve">example</w:t>
-      </w:r>
-      <w:r>
-        <w:rPr>
-          <w:rStyle w:val="OperatorTok"/>
-        </w:rPr>
-        <w:t xml:space="preserve">.</w:t>
-      </w:r>
-      <w:r>
-        <w:rPr>
-          <w:rStyle w:val="FunctionTok"/>
-        </w:rPr>
-        <w:t xml:space="preserve">com</w:t>
-      </w:r>
-      <w:r>
-        <w:rPr>
-          <w:rStyle w:val="NormalTok"/>
-        </w:rPr>
-        <w:t xml:space="preserve"> </w:t>
-      </w:r>
-      <w:r>
-        <w:rPr>
-          <w:rStyle w:val="OperatorTok"/>
-        </w:rPr>
-        <w:t xml:space="preserve">-</w:t>
-      </w:r>
-      <w:r>
-        <w:rPr>
-          <w:rStyle w:val="NormalTok"/>
-        </w:rPr>
         <w:t xml:space="preserve">Credential </w:t>
       </w:r>
       <w:r>
@@ -1679,90 +1664,9 @@
         </w:rPr>
         <w:t xml:space="preserve">$cred</w:t>
       </w:r>
-      <w:r>
-        <w:br/>
-      </w:r>
-      <w:r>
-        <w:br/>
-      </w:r>
-      <w:r>
-        <w:rPr>
-          <w:rStyle w:val="CommentTok"/>
-        </w:rPr>
-        <w:t xml:space="preserve"># Note: -Appliance is an alias for -Hostname in newer modules {#sec16}</w:t>
-      </w:r>
-      <w:r>
-        <w:br/>
-      </w:r>
-      <w:r>
-        <w:rPr>
-          <w:rStyle w:val="NormalTok"/>
-        </w:rPr>
-        <w:t xml:space="preserve">Connect-OVMgmt </w:t>
-      </w:r>
-      <w:r>
-        <w:rPr>
-          <w:rStyle w:val="OperatorTok"/>
-        </w:rPr>
-        <w:t xml:space="preserve">-</w:t>
-      </w:r>
-      <w:r>
-        <w:rPr>
-          <w:rStyle w:val="NormalTok"/>
-        </w:rPr>
-        <w:t xml:space="preserve">Appliance oneview</w:t>
-      </w:r>
-      <w:r>
-        <w:rPr>
-          <w:rStyle w:val="OperatorTok"/>
-        </w:rPr>
-        <w:t xml:space="preserve">.</w:t>
-      </w:r>
-      <w:r>
-        <w:rPr>
-          <w:rStyle w:val="FunctionTok"/>
-        </w:rPr>
-        <w:t xml:space="preserve">example</w:t>
-      </w:r>
-      <w:r>
-        <w:rPr>
-          <w:rStyle w:val="OperatorTok"/>
-        </w:rPr>
-        <w:t xml:space="preserve">.</w:t>
-      </w:r>
-      <w:r>
-        <w:rPr>
-          <w:rStyle w:val="FunctionTok"/>
-        </w:rPr>
-        <w:t xml:space="preserve">com</w:t>
-      </w:r>
-      <w:r>
-        <w:rPr>
-          <w:rStyle w:val="NormalTok"/>
-        </w:rPr>
-        <w:t xml:space="preserve"> </w:t>
-      </w:r>
-      <w:r>
-        <w:rPr>
-          <w:rStyle w:val="OperatorTok"/>
-        </w:rPr>
-        <w:t xml:space="preserve">-</w:t>
-      </w:r>
-      <w:r>
-        <w:rPr>
-          <w:rStyle w:val="NormalTok"/>
-        </w:rPr>
-        <w:t xml:space="preserve">Credential </w:t>
-      </w:r>
-      <w:r>
-        <w:rPr>
-          <w:rStyle w:val="VariableTok"/>
-        </w:rPr>
-        <w:t xml:space="preserve">$cred</w:t>
-      </w:r>
     </w:p>
     <w:bookmarkEnd w:id="14"/>
-    <w:bookmarkStart w:id="15" w:name="sec17"/>
+    <w:bookmarkStart w:id="15" w:name="sec9"/>
     <w:p>
       <w:pPr>
         <w:pStyle w:val="Heading2"/>
@@ -1813,12 +1717,6 @@
         </w:rPr>
         <w:t xml:space="preserve">module_name</w:t>
       </w:r>
-      <w:r>
-        <w:t xml:space="preserve"> </w:t>
-      </w:r>
-      <w:r>
-        <w:t xml:space="preserve">setting</w:t>
-      </w:r>
     </w:p>
     <w:p>
       <w:pPr>
@@ -1836,7 +1734,7 @@
         <w:t xml:space="preserve">Auto-detect</w:t>
       </w:r>
       <w:r>
-        <w:t xml:space="preserve">: Scans installed modules, picks highest version</w:t>
+        <w:t xml:space="preserve">: scans installed modules, picks highest version</w:t>
       </w:r>
     </w:p>
     <w:p>
@@ -1855,7 +1753,7 @@
         <w:t xml:space="preserve">Fallback</w:t>
       </w:r>
       <w:r>
-        <w:t xml:space="preserve">: Defaults to</w:t>
+        <w:t xml:space="preserve">: defaults to</w:t>
       </w:r>
       <w:r>
         <w:t xml:space="preserve"> </w:t>
@@ -1874,7 +1772,7 @@
       </w:r>
     </w:p>
     <w:bookmarkEnd w:id="15"/>
-    <w:bookmarkStart w:id="16" w:name="sec18"/>
+    <w:bookmarkStart w:id="16" w:name="sec10"/>
     <w:p>
       <w:pPr>
         <w:pStyle w:val="Heading2"/>
@@ -1903,7 +1801,7 @@
         <w:t xml:space="preserve"> </w:t>
       </w:r>
       <w:r>
-        <w:t xml:space="preserve">runs (non-dry-run), it validates:</w:t>
+        <w:t xml:space="preserve">runs (non-dry-run) it validates:</w:t>
       </w:r>
       <w:r>
         <w:t xml:space="preserve"> </w:t>
@@ -1915,7 +1813,7 @@
         <w:t xml:space="preserve"> </w:t>
       </w:r>
       <w:r>
-        <w:t xml:space="preserve">- PowerShell version compatibility (warns if PowerShell 7+ is required but not available)</w:t>
+        <w:t xml:space="preserve">- PowerShell version compatibility (warns if PS 7+ required but unavailable)</w:t>
       </w:r>
       <w:r>
         <w:t xml:space="preserve"> </w:t>
@@ -1925,7 +1823,7 @@
       </w:r>
     </w:p>
     <w:bookmarkEnd w:id="16"/>
-    <w:bookmarkStart w:id="21" w:name="sec19"/>
+    <w:bookmarkStart w:id="21" w:name="sec11"/>
     <w:p>
       <w:pPr>
         <w:pStyle w:val="Heading2"/>
